--- a/cv/Jubair-CV-2026-September-Updated.docx
+++ b/cv/Jubair-CV-2026-September-Updated.docx
@@ -352,15 +352,7 @@
           <w:sz w:val="22"/>
           <w:szCs w:val="22"/>
         </w:rPr>
-        <w:t>PhD</w:t>
-      </w:r>
-      <w:r>
-        <w:rPr>
-          <w:rFonts w:ascii="Times New Roman" w:hAnsi="Times New Roman" w:cs="Times New Roman"/>
-          <w:sz w:val="22"/>
-          <w:szCs w:val="22"/>
-        </w:rPr>
-        <w:t xml:space="preserve"> Student in Computer Science</w:t>
+        <w:t>PhD Student in Computer Science</w:t>
       </w:r>
     </w:p>
     <w:p>
@@ -544,15 +536,7 @@
           <w:sz w:val="22"/>
           <w:szCs w:val="22"/>
         </w:rPr>
-        <w:t xml:space="preserve">University of </w:t>
-      </w:r>
-      <w:r>
-        <w:rPr>
-          <w:rFonts w:ascii="Times New Roman" w:hAnsi="Times New Roman" w:cs="Times New Roman"/>
-          <w:sz w:val="22"/>
-          <w:szCs w:val="22"/>
-        </w:rPr>
-        <w:t>Calgary</w:t>
+        <w:t>University of Calgary</w:t>
       </w:r>
       <w:r>
         <w:rPr>
@@ -613,15 +597,7 @@
           <w:sz w:val="22"/>
           <w:szCs w:val="22"/>
         </w:rPr>
-        <w:t>Thesis</w:t>
-      </w:r>
-      <w:r>
-        <w:rPr>
-          <w:rFonts w:ascii="Times New Roman" w:hAnsi="Times New Roman" w:cs="Times New Roman"/>
-          <w:sz w:val="22"/>
-          <w:szCs w:val="22"/>
-        </w:rPr>
-        <w:t>:</w:t>
+        <w:t>Thesis:</w:t>
       </w:r>
       <w:r>
         <w:rPr>
@@ -894,23 +870,7 @@
           <w:sz w:val="22"/>
           <w:szCs w:val="22"/>
         </w:rPr>
-        <w:t xml:space="preserve"> </w:t>
-      </w:r>
-      <w:r>
-        <w:rPr>
-          <w:rFonts w:ascii="Times New Roman" w:hAnsi="Times New Roman" w:cs="Times New Roman"/>
-          <w:sz w:val="22"/>
-          <w:szCs w:val="22"/>
-        </w:rPr>
-        <w:t>–</w:t>
-      </w:r>
-      <w:r>
-        <w:rPr>
-          <w:rFonts w:ascii="Times New Roman" w:hAnsi="Times New Roman" w:cs="Times New Roman"/>
-          <w:sz w:val="22"/>
-          <w:szCs w:val="22"/>
-        </w:rPr>
-        <w:t xml:space="preserve"> </w:t>
+        <w:t xml:space="preserve"> – </w:t>
       </w:r>
       <w:r>
         <w:rPr>
@@ -943,22 +903,7 @@
           <w:szCs w:val="22"/>
         </w:rPr>
         <w:tab/>
-      </w:r>
-      <w:r>
-        <w:rPr>
-          <w:rFonts w:ascii="Times New Roman" w:hAnsi="Times New Roman" w:cs="Times New Roman"/>
-          <w:sz w:val="22"/>
-          <w:szCs w:val="22"/>
-        </w:rPr>
-        <w:t>Doctoral Researcher</w:t>
-      </w:r>
-      <w:r>
-        <w:rPr>
-          <w:rFonts w:ascii="Times New Roman" w:hAnsi="Times New Roman" w:cs="Times New Roman"/>
-          <w:sz w:val="22"/>
-          <w:szCs w:val="22"/>
-        </w:rPr>
-        <w:t xml:space="preserve">, </w:t>
+        <w:t xml:space="preserve">Doctoral Researcher, </w:t>
       </w:r>
       <w:r>
         <w:rPr>
@@ -1183,23 +1128,7 @@
           <w:szCs w:val="22"/>
         </w:rPr>
         <w:tab/>
-        <w:t xml:space="preserve">University of Colorado </w:t>
-      </w:r>
-      <w:r>
-        <w:rPr>
-          <w:rFonts w:ascii="Times New Roman" w:hAnsi="Times New Roman" w:cs="Times New Roman"/>
-          <w:sz w:val="22"/>
-          <w:szCs w:val="22"/>
-        </w:rPr>
-        <w:t>Anschutz</w:t>
-      </w:r>
-      <w:r>
-        <w:rPr>
-          <w:rFonts w:ascii="Times New Roman" w:hAnsi="Times New Roman" w:cs="Times New Roman"/>
-          <w:sz w:val="22"/>
-          <w:szCs w:val="22"/>
-        </w:rPr>
-        <w:t xml:space="preserve"> Medical Campus</w:t>
+        <w:t>University of Colorado Anschutz Medical Campus</w:t>
       </w:r>
     </w:p>
     <w:p>
@@ -1325,23 +1254,7 @@
           <w:szCs w:val="22"/>
         </w:rPr>
         <w:lastRenderedPageBreak/>
-        <w:t xml:space="preserve">2017 </w:t>
-      </w:r>
-      <w:r>
-        <w:rPr>
-          <w:rFonts w:ascii="Times New Roman" w:hAnsi="Times New Roman" w:cs="Times New Roman"/>
-          <w:sz w:val="22"/>
-          <w:szCs w:val="22"/>
-        </w:rPr>
-        <w:t>–</w:t>
-      </w:r>
-      <w:r>
-        <w:rPr>
-          <w:rFonts w:ascii="Times New Roman" w:hAnsi="Times New Roman" w:cs="Times New Roman"/>
-          <w:sz w:val="22"/>
-          <w:szCs w:val="22"/>
-        </w:rPr>
-        <w:t xml:space="preserve"> 202</w:t>
+        <w:t>2017 – 202</w:t>
       </w:r>
       <w:r>
         <w:rPr>
@@ -1366,22 +1279,7 @@
           <w:szCs w:val="22"/>
         </w:rPr>
         <w:tab/>
-      </w:r>
-      <w:r>
-        <w:rPr>
-          <w:rFonts w:ascii="Times New Roman" w:hAnsi="Times New Roman" w:cs="Times New Roman"/>
-          <w:sz w:val="22"/>
-          <w:szCs w:val="22"/>
-        </w:rPr>
-        <w:t>Independent</w:t>
-      </w:r>
-      <w:r>
-        <w:rPr>
-          <w:rFonts w:ascii="Times New Roman" w:hAnsi="Times New Roman" w:cs="Times New Roman"/>
-          <w:sz w:val="22"/>
-          <w:szCs w:val="22"/>
-        </w:rPr>
-        <w:t xml:space="preserve"> Researcher</w:t>
+        <w:t>Independent Researcher</w:t>
       </w:r>
     </w:p>
     <w:p>
@@ -1399,9 +1297,8 @@
         <w:rPr>
           <w:rFonts w:ascii="Times New Roman" w:hAnsi="Times New Roman" w:cs="Times New Roman"/>
           <w:sz w:val="22"/>
-          <w:szCs w:val="22"/>
-        </w:rPr>
-        <w:t>Conducted independent research in sign language recognition and synthesis, generative imaging, and human–computer interaction (HCI), resulting in papers and posters at ACCV Workshops, ICTAI, VISAPP, and UIST Adjunct.</w:t>
+        </w:rPr>
+        <w:t>Conducted independent research in sign language recognition and synthesis, generative imaging, and human-computer interaction (HCI), resulting in papers and posters at ACCV Workshops, ICTAI, VISAPP, AICCSA, and UIST Adjunct.</w:t>
       </w:r>
     </w:p>
     <w:p>
@@ -1488,15 +1385,7 @@
           <w:sz w:val="22"/>
           <w:szCs w:val="22"/>
         </w:rPr>
-        <w:t xml:space="preserve">Graduate </w:t>
-      </w:r>
-      <w:r>
-        <w:rPr>
-          <w:rFonts w:ascii="Times New Roman" w:hAnsi="Times New Roman" w:cs="Times New Roman"/>
-          <w:sz w:val="22"/>
-          <w:szCs w:val="22"/>
-        </w:rPr>
-        <w:t>Researcher</w:t>
+        <w:t>Graduate Researcher</w:t>
       </w:r>
       <w:r>
         <w:rPr>
@@ -1934,7 +1823,7 @@
           <w:sz w:val="22"/>
           <w:szCs w:val="22"/>
         </w:rPr>
-        <w:t>Faculty Member</w:t>
+        <w:t>Assistant Professor</w:t>
       </w:r>
       <w:r>
         <w:rPr>
@@ -2190,7 +2079,7 @@
           <w:sz w:val="22"/>
           <w:szCs w:val="22"/>
         </w:rPr>
-        <w:t>Designed course content and assessments, delivered weekly lectures, held office hours, managed the online learning platform, and completed course administration.</w:t>
+        <w:t>Full-time teaching-focused faculty position; taught undergraduate students, designed course content and assessments, delivered weekly lectures, held office hours, managed the online learning platform, and completed course administration.</w:t>
       </w:r>
     </w:p>
     <w:p>
@@ -2326,11 +2215,12 @@
           <w:sz w:val="22"/>
           <w:szCs w:val="22"/>
         </w:rPr>
-        <w:t>Teaching</w:t>
-      </w:r>
-      <w:r>
-        <w:rPr>
-          <w:rFonts w:ascii="Times New Roman" w:hAnsi="Times New Roman" w:cs="Times New Roman"/>
+        <w:t>Teaching Assistant,</w:t>
+      </w:r>
+      <w:r>
+        <w:rPr>
+          <w:rFonts w:ascii="Times New Roman" w:hAnsi="Times New Roman" w:cs="Times New Roman"/>
+          <w:i/>
           <w:sz w:val="22"/>
           <w:szCs w:val="22"/>
         </w:rPr>
@@ -2342,48 +2232,7 @@
           <w:sz w:val="22"/>
           <w:szCs w:val="22"/>
         </w:rPr>
-        <w:t>Assistant</w:t>
-      </w:r>
-      <w:r>
-        <w:rPr>
-          <w:rFonts w:ascii="Times New Roman" w:hAnsi="Times New Roman" w:cs="Times New Roman"/>
-          <w:sz w:val="22"/>
-          <w:szCs w:val="22"/>
-        </w:rPr>
-        <w:t>,</w:t>
-      </w:r>
-      <w:r>
-        <w:rPr>
-          <w:rFonts w:ascii="Times New Roman" w:hAnsi="Times New Roman" w:cs="Times New Roman"/>
-          <w:i/>
-          <w:sz w:val="22"/>
-          <w:szCs w:val="22"/>
-        </w:rPr>
-        <w:t xml:space="preserve"> </w:t>
-      </w:r>
-      <w:r>
-        <w:rPr>
-          <w:rFonts w:ascii="Times New Roman" w:hAnsi="Times New Roman" w:cs="Times New Roman"/>
-          <w:sz w:val="22"/>
-          <w:szCs w:val="22"/>
-        </w:rPr>
-        <w:t xml:space="preserve">University of </w:t>
-      </w:r>
-      <w:r>
-        <w:rPr>
-          <w:rFonts w:ascii="Times New Roman" w:hAnsi="Times New Roman" w:cs="Times New Roman"/>
-          <w:sz w:val="22"/>
-          <w:szCs w:val="22"/>
-        </w:rPr>
-        <w:t>Calgary</w:t>
-      </w:r>
-      <w:r>
-        <w:rPr>
-          <w:rFonts w:ascii="Times New Roman" w:hAnsi="Times New Roman" w:cs="Times New Roman"/>
-          <w:sz w:val="22"/>
-          <w:szCs w:val="22"/>
-        </w:rPr>
-        <w:t xml:space="preserve">    </w:t>
+        <w:t xml:space="preserve">University of Calgary    </w:t>
       </w:r>
       <w:r>
         <w:rPr>
@@ -2543,6 +2392,7 @@
     </w:p>
     <w:p>
       <w:pPr>
+        <w:keepNext/>
         <w:spacing w:line="276" w:lineRule="auto"/>
         <w:jc w:val="both"/>
         <w:rPr>
@@ -2561,6 +2411,7 @@
           <w:sz w:val="26"/>
           <w:szCs w:val="26"/>
         </w:rPr>
+        <w:lastRenderedPageBreak/>
         <w:t xml:space="preserve">Selected </w:t>
       </w:r>
       <w:r>
@@ -2586,6 +2437,7 @@
     </w:p>
     <w:p>
       <w:pPr>
+        <w:keepNext/>
         <w:spacing w:line="276" w:lineRule="auto"/>
         <w:jc w:val="both"/>
         <w:rPr>
@@ -2627,12 +2479,12 @@
           <w:rFonts w:ascii="Times New Roman" w:hAnsi="Times New Roman" w:cs="Times New Roman"/>
           <w:color w:val="7F7F7F" w:themeColor="text1" w:themeTint="80"/>
         </w:rPr>
-        <w:lastRenderedPageBreak/>
         <w:t>Preprints and Technical Reports</w:t>
       </w:r>
     </w:p>
     <w:p>
       <w:pPr>
+        <w:keepLines/>
         <w:spacing w:line="276" w:lineRule="auto"/>
         <w:ind w:left="2160" w:hanging="2160"/>
         <w:jc w:val="both"/>
@@ -2705,6 +2557,7 @@
     </w:p>
     <w:p>
       <w:pPr>
+        <w:keepLines/>
         <w:spacing w:line="276" w:lineRule="auto"/>
         <w:ind w:left="2160" w:hanging="2160"/>
         <w:jc w:val="both"/>
@@ -2799,6 +2652,7 @@
     </w:p>
     <w:p>
       <w:pPr>
+        <w:keepLines/>
         <w:spacing w:line="276" w:lineRule="auto"/>
         <w:ind w:left="2160" w:hanging="2160"/>
         <w:jc w:val="both"/>
@@ -2868,30 +2722,121 @@
     </w:p>
     <w:p>
       <w:pPr>
+        <w:rPr>
+          <w:rFonts w:ascii="Times New Roman" w:hAnsi="Times New Roman" w:cs="Times New Roman"/>
+        </w:rPr>
+      </w:pPr>
+    </w:p>
+    <w:p>
+      <w:pPr>
+        <w:keepLines/>
         <w:spacing w:line="276" w:lineRule="auto"/>
         <w:ind w:left="2160" w:hanging="2160"/>
         <w:jc w:val="both"/>
         <w:rPr>
           <w:rFonts w:ascii="Times New Roman" w:hAnsi="Times New Roman" w:cs="Times New Roman"/>
-          <w:sz w:val="22"/>
-          <w:szCs w:val="22"/>
-        </w:rPr>
-      </w:pPr>
-    </w:p>
-    <w:p>
-      <w:pPr>
+          <w:bCs/>
+          <w:sz w:val="22"/>
+          <w:szCs w:val="22"/>
+        </w:rPr>
+      </w:pPr>
+      <w:r>
+        <w:rPr>
+          <w:rFonts w:ascii="Times New Roman" w:hAnsi="Times New Roman" w:cs="Times New Roman"/>
+          <w:sz w:val="22"/>
+        </w:rPr>
+        <w:t>2022</w:t>
+      </w:r>
+      <w:r>
+        <w:rPr>
+          <w:rFonts w:ascii="Times New Roman" w:hAnsi="Times New Roman" w:cs="Times New Roman"/>
+          <w:sz w:val="22"/>
+        </w:rPr>
+        <w:tab/>
+        <w:t>Emdadul Haque, Md. Faraz Kabir Khan, Mohammad Imrul Jubair, Jarin Anjum, and Abrar Zahir Niloy. Book cover synthesis from the summary. In 2022 IEEE/ACS 19th International Conference on Computer Systems and Applications (</w:t>
+      </w:r>
+      <w:r>
+        <w:rPr>
+          <w:rFonts w:ascii="Times New Roman" w:hAnsi="Times New Roman" w:cs="Times New Roman"/>
+          <w:b/>
+          <w:sz w:val="22"/>
+        </w:rPr>
+        <w:t>AICCSA</w:t>
+      </w:r>
+      <w:r>
+        <w:rPr>
+          <w:rFonts w:ascii="Times New Roman" w:hAnsi="Times New Roman" w:cs="Times New Roman"/>
+          <w:sz w:val="22"/>
+        </w:rPr>
+        <w:t>), pp. 1-6.</w:t>
+      </w:r>
+    </w:p>
+    <w:p>
+      <w:pPr>
+        <w:rPr>
+          <w:rFonts w:ascii="Times New Roman" w:hAnsi="Times New Roman" w:cs="Times New Roman"/>
+        </w:rPr>
+      </w:pPr>
+    </w:p>
+    <w:p>
+      <w:pPr>
+        <w:keepLines/>
         <w:spacing w:line="276" w:lineRule="auto"/>
         <w:ind w:left="2160" w:hanging="2160"/>
         <w:jc w:val="both"/>
         <w:rPr>
           <w:rFonts w:ascii="Times New Roman" w:hAnsi="Times New Roman" w:cs="Times New Roman"/>
-          <w:sz w:val="22"/>
-          <w:szCs w:val="22"/>
-        </w:rPr>
-      </w:pPr>
-    </w:p>
-    <w:p>
-      <w:pPr>
+          <w:bCs/>
+          <w:sz w:val="22"/>
+          <w:szCs w:val="22"/>
+        </w:rPr>
+      </w:pPr>
+      <w:r>
+        <w:rPr>
+          <w:rFonts w:ascii="Times New Roman" w:hAnsi="Times New Roman" w:cs="Times New Roman"/>
+          <w:sz w:val="22"/>
+        </w:rPr>
+        <w:t>2022</w:t>
+      </w:r>
+      <w:r>
+        <w:rPr>
+          <w:rFonts w:ascii="Times New Roman" w:hAnsi="Times New Roman" w:cs="Times New Roman"/>
+          <w:sz w:val="22"/>
+        </w:rPr>
+        <w:tab/>
+        <w:t>Simanta Deb Turja, Mohammad Imrul Jubair, Md. Shafiur Rahman, Md. Hasib Al Zadid, Mohtasim Hossain Shovon, and Md. Faraz Kabir Khan. Shapes2Toon: Generating cartoon characters from simple geometric shapes. In 2022 IEEE/ACS 19th International Conference on Computer Systems and Applications (</w:t>
+      </w:r>
+      <w:r>
+        <w:rPr>
+          <w:rFonts w:ascii="Times New Roman" w:hAnsi="Times New Roman" w:cs="Times New Roman"/>
+          <w:b/>
+          <w:sz w:val="22"/>
+        </w:rPr>
+        <w:t>AICCSA</w:t>
+      </w:r>
+      <w:r>
+        <w:rPr>
+          <w:rFonts w:ascii="Times New Roman" w:hAnsi="Times New Roman" w:cs="Times New Roman"/>
+          <w:sz w:val="22"/>
+        </w:rPr>
+        <w:t>), pp. 1-8.</w:t>
+      </w:r>
+    </w:p>
+    <w:p>
+      <w:pPr>
+        <w:spacing w:line="276" w:lineRule="auto"/>
+        <w:ind w:left="2160" w:hanging="2160"/>
+        <w:jc w:val="both"/>
+        <w:rPr>
+          <w:rFonts w:ascii="Times New Roman" w:hAnsi="Times New Roman" w:cs="Times New Roman"/>
+          <w:sz w:val="22"/>
+          <w:szCs w:val="22"/>
+        </w:rPr>
+      </w:pPr>
+    </w:p>
+    <w:p>
+      <w:pPr>
+        <w:keepLines/>
         <w:spacing w:line="276" w:lineRule="auto"/>
         <w:ind w:left="2160" w:hanging="2160"/>
         <w:jc w:val="both"/>
@@ -2975,6 +2920,7 @@
     </w:p>
     <w:p>
       <w:pPr>
+        <w:keepLines/>
         <w:spacing w:line="276" w:lineRule="auto"/>
         <w:ind w:left="2160" w:hanging="2160"/>
         <w:jc w:val="both"/>
@@ -3048,6 +2994,7 @@
     </w:p>
     <w:p>
       <w:pPr>
+        <w:keepLines/>
         <w:spacing w:line="276" w:lineRule="auto"/>
         <w:ind w:left="2160" w:hanging="2160"/>
         <w:jc w:val="both"/>
@@ -3140,6 +3087,7 @@
     </w:p>
     <w:p>
       <w:pPr>
+        <w:keepLines/>
         <w:spacing w:line="276" w:lineRule="auto"/>
         <w:ind w:left="2160" w:hanging="2160"/>
         <w:jc w:val="both"/>
@@ -3181,22 +3129,41 @@
           <w:sz w:val="22"/>
           <w:szCs w:val="22"/>
         </w:rPr>
-        <w:t>, Arafat Ibne Yousuf, Tashfiq Ahmed, Hasanath Jamy, Foisal Reza, and Mohsena Ashraf. DIY Graphics Tab: A cost-effective alternative to graphics tablet for educators. AAAI 2022 Workshop.</w:t>
-      </w:r>
-    </w:p>
-    <w:p>
-      <w:pPr>
-        <w:spacing w:line="276" w:lineRule="auto"/>
-        <w:jc w:val="both"/>
-        <w:rPr>
-          <w:rFonts w:ascii="Times New Roman" w:hAnsi="Times New Roman" w:cs="Times New Roman"/>
-          <w:sz w:val="22"/>
-          <w:szCs w:val="22"/>
-        </w:rPr>
-      </w:pPr>
-    </w:p>
-    <w:p>
-      <w:pPr>
+        <w:t xml:space="preserve">, Arafat Ibne Yousuf, Tashfiq Ahmed, Hasanath Jamy, Foisal Reza, and Mohsena Ashraf. DIY Graphics Tab: A cost-effective alternative to graphics tablet for educators. </w:t>
+      </w:r>
+      <w:r>
+        <w:rPr>
+          <w:rFonts w:ascii="Times New Roman" w:hAnsi="Times New Roman" w:cs="Times New Roman"/>
+          <w:b/>
+          <w:bCs/>
+          <w:sz w:val="22"/>
+          <w:szCs w:val="22"/>
+        </w:rPr>
+        <w:t>AAAI</w:t>
+      </w:r>
+      <w:r>
+        <w:rPr>
+          <w:rFonts w:ascii="Times New Roman" w:hAnsi="Times New Roman" w:cs="Times New Roman"/>
+          <w:sz w:val="22"/>
+          <w:szCs w:val="22"/>
+        </w:rPr>
+        <w:t xml:space="preserve"> 2022 Workshop.</w:t>
+      </w:r>
+    </w:p>
+    <w:p>
+      <w:pPr>
+        <w:spacing w:line="276" w:lineRule="auto"/>
+        <w:jc w:val="both"/>
+        <w:rPr>
+          <w:rFonts w:ascii="Times New Roman" w:hAnsi="Times New Roman" w:cs="Times New Roman"/>
+          <w:sz w:val="22"/>
+          <w:szCs w:val="22"/>
+        </w:rPr>
+      </w:pPr>
+    </w:p>
+    <w:p>
+      <w:pPr>
+        <w:keepLines/>
         <w:spacing w:line="276" w:lineRule="auto"/>
         <w:ind w:left="2160" w:hanging="2160"/>
         <w:jc w:val="both"/>
@@ -3290,6 +3257,7 @@
     </w:p>
     <w:p>
       <w:pPr>
+        <w:keepLines/>
         <w:spacing w:line="276" w:lineRule="auto"/>
         <w:ind w:left="2160" w:hanging="2160"/>
         <w:jc w:val="both"/>
@@ -3331,16 +3299,7 @@
           <w:sz w:val="22"/>
           <w:szCs w:val="22"/>
         </w:rPr>
-        <w:t xml:space="preserve">, Ali Ahnaf, Tashfiq Nahiyan Khan, Ullash Bhattacharjee, and Tanjila Joti. PerSign: Personalized Bangladeshi sign letters synthesis. In the </w:t>
-      </w:r>
-      <w:r>
-        <w:rPr>
-          <w:rFonts w:ascii="Times New Roman" w:hAnsi="Times New Roman" w:cs="Times New Roman"/>
-          <w:sz w:val="22"/>
-          <w:szCs w:val="22"/>
-        </w:rPr>
-        <w:lastRenderedPageBreak/>
-        <w:t>Adjunct Publication of the 35th Annual ACM Symposium on User Interface Software and Technology (</w:t>
+        <w:t>, Ali Ahnaf, Tashfiq Nahiyan Khan, Ullash Bhattacharjee, and Tanjila Joti. PerSign: Personalized Bangladeshi sign letters synthesis. In the Adjunct Publication of the 35th Annual ACM Symposium on User Interface Software and Technology (</w:t>
       </w:r>
       <w:r>
         <w:rPr>
@@ -3374,6 +3333,7 @@
     </w:p>
     <w:p>
       <w:pPr>
+        <w:keepLines/>
         <w:spacing w:line="276" w:lineRule="auto"/>
         <w:ind w:left="2160" w:hanging="2160"/>
         <w:jc w:val="both"/>
@@ -3519,23 +3479,7 @@
           <w:sz w:val="22"/>
           <w:szCs w:val="22"/>
         </w:rPr>
-        <w:t>Mentor for STEM Research Experience</w:t>
-      </w:r>
-      <w:r>
-        <w:rPr>
-          <w:rFonts w:ascii="Times New Roman" w:hAnsi="Times New Roman" w:cs="Times New Roman"/>
-          <w:sz w:val="22"/>
-          <w:szCs w:val="22"/>
-        </w:rPr>
-        <w:t xml:space="preserve">, </w:t>
-      </w:r>
-      <w:r>
-        <w:rPr>
-          <w:rFonts w:ascii="Times New Roman" w:hAnsi="Times New Roman" w:cs="Times New Roman"/>
-          <w:sz w:val="22"/>
-          <w:szCs w:val="22"/>
-        </w:rPr>
-        <w:t xml:space="preserve">University of Colorado Boulder    </w:t>
+        <w:t xml:space="preserve">Mentor for STEM Research Experience, University of Colorado Boulder    </w:t>
       </w:r>
       <w:r>
         <w:rPr>
@@ -3738,13 +3682,6 @@
           <w:szCs w:val="22"/>
         </w:rPr>
         <w:tab/>
-      </w:r>
-      <w:r>
-        <w:rPr>
-          <w:rFonts w:ascii="Times New Roman" w:hAnsi="Times New Roman" w:cs="Times New Roman"/>
-          <w:sz w:val="22"/>
-          <w:szCs w:val="22"/>
-        </w:rPr>
         <w:t>McLaren Futures Family Fellowship</w:t>
       </w:r>
     </w:p>
@@ -3855,15 +3792,7 @@
           <w:sz w:val="22"/>
           <w:szCs w:val="22"/>
         </w:rPr>
-        <w:t>Early Career Professional Development Fellowshi</w:t>
-      </w:r>
-      <w:r>
-        <w:rPr>
-          <w:rFonts w:ascii="Times New Roman" w:hAnsi="Times New Roman" w:cs="Times New Roman"/>
-          <w:sz w:val="22"/>
-          <w:szCs w:val="22"/>
-        </w:rPr>
-        <w:t>p</w:t>
+        <w:t>Early Career Professional Development Fellowship</w:t>
       </w:r>
     </w:p>
     <w:p>
@@ -3935,13 +3864,6 @@
           <w:szCs w:val="22"/>
         </w:rPr>
         <w:tab/>
-      </w:r>
-      <w:r>
-        <w:rPr>
-          <w:rFonts w:ascii="Times New Roman" w:hAnsi="Times New Roman" w:cs="Times New Roman"/>
-          <w:sz w:val="22"/>
-          <w:szCs w:val="22"/>
-        </w:rPr>
         <w:t>OIC Undergraduate Student Scholarship</w:t>
       </w:r>
     </w:p>
@@ -4072,15 +3994,7 @@
           <w:sz w:val="22"/>
           <w:szCs w:val="22"/>
         </w:rPr>
-        <w:t xml:space="preserve">Outstanding TA </w:t>
-      </w:r>
-      <w:r>
-        <w:rPr>
-          <w:rFonts w:ascii="Times New Roman" w:hAnsi="Times New Roman" w:cs="Times New Roman"/>
-          <w:sz w:val="22"/>
-          <w:szCs w:val="22"/>
-        </w:rPr>
-        <w:t>Award</w:t>
+        <w:t>Outstanding TA Award</w:t>
       </w:r>
     </w:p>
     <w:p>
@@ -4167,6 +4081,7 @@
           <w:rFonts w:ascii="Times New Roman" w:hAnsi="Times New Roman" w:cs="Times New Roman"/>
           <w:color w:val="7F7F7F" w:themeColor="text1" w:themeTint="80"/>
         </w:rPr>
+        <w:lastRenderedPageBreak/>
         <w:t>University of Calgary</w:t>
       </w:r>
     </w:p>
@@ -4186,46 +4101,31 @@
           <w:sz w:val="22"/>
           <w:szCs w:val="22"/>
         </w:rPr>
-        <w:t>2016</w:t>
-      </w:r>
-      <w:r>
-        <w:rPr>
-          <w:rFonts w:ascii="Times New Roman" w:hAnsi="Times New Roman" w:cs="Times New Roman"/>
-          <w:sz w:val="22"/>
-          <w:szCs w:val="22"/>
-        </w:rPr>
-        <w:t xml:space="preserve"> </w:t>
-      </w:r>
-      <w:r>
-        <w:rPr>
-          <w:rFonts w:ascii="Times New Roman" w:hAnsi="Times New Roman" w:cs="Times New Roman"/>
-          <w:sz w:val="22"/>
-          <w:szCs w:val="22"/>
-        </w:rPr>
-        <w:tab/>
-      </w:r>
-      <w:r>
-        <w:rPr>
-          <w:rFonts w:ascii="Times New Roman" w:hAnsi="Times New Roman" w:cs="Times New Roman"/>
-          <w:sz w:val="22"/>
-          <w:szCs w:val="22"/>
-        </w:rPr>
-        <w:tab/>
-      </w:r>
-      <w:r>
-        <w:rPr>
-          <w:rFonts w:ascii="Times New Roman" w:hAnsi="Times New Roman" w:cs="Times New Roman"/>
-          <w:sz w:val="22"/>
-          <w:szCs w:val="22"/>
-        </w:rPr>
-        <w:tab/>
-      </w:r>
-      <w:r>
-        <w:rPr>
-          <w:rFonts w:ascii="Times New Roman" w:hAnsi="Times New Roman" w:cs="Times New Roman"/>
-          <w:sz w:val="22"/>
-          <w:szCs w:val="22"/>
-        </w:rPr>
+        <w:t xml:space="preserve">2016 </w:t>
+      </w:r>
+      <w:r>
+        <w:rPr>
+          <w:rFonts w:ascii="Times New Roman" w:hAnsi="Times New Roman" w:cs="Times New Roman"/>
+          <w:sz w:val="22"/>
+          <w:szCs w:val="22"/>
+        </w:rPr>
+        <w:tab/>
+      </w:r>
+      <w:r>
+        <w:rPr>
+          <w:rFonts w:ascii="Times New Roman" w:hAnsi="Times New Roman" w:cs="Times New Roman"/>
+          <w:sz w:val="22"/>
+          <w:szCs w:val="22"/>
+        </w:rPr>
+        <w:tab/>
+      </w:r>
+      <w:r>
+        <w:rPr>
+          <w:rFonts w:ascii="Times New Roman" w:hAnsi="Times New Roman" w:cs="Times New Roman"/>
+          <w:sz w:val="22"/>
+          <w:szCs w:val="22"/>
+        </w:rPr>
+        <w:tab/>
         <w:t>Travel Award</w:t>
       </w:r>
     </w:p>
@@ -4627,28 +4527,29 @@
           <w:szCs w:val="22"/>
         </w:rPr>
         <w:tab/>
-      </w:r>
-      <w:r>
+        <w:t>Graduate Peer Mentor</w:t>
+      </w:r>
+    </w:p>
+    <w:p>
+      <w:pPr>
+        <w:spacing w:line="276" w:lineRule="auto"/>
+        <w:jc w:val="both"/>
         <w:rPr>
           <w:rFonts w:ascii="Times New Roman" w:hAnsi="Times New Roman" w:cs="Times New Roman"/>
           <w:color w:val="000000"/>
           <w:sz w:val="22"/>
           <w:szCs w:val="22"/>
         </w:rPr>
-        <w:t>Graduate Peer Mentor</w:t>
-      </w:r>
-    </w:p>
-    <w:p>
-      <w:pPr>
-        <w:spacing w:line="276" w:lineRule="auto"/>
-        <w:jc w:val="both"/>
+      </w:pPr>
+      <w:r>
         <w:rPr>
           <w:rFonts w:ascii="Times New Roman" w:hAnsi="Times New Roman" w:cs="Times New Roman"/>
           <w:color w:val="000000"/>
           <w:sz w:val="22"/>
           <w:szCs w:val="22"/>
         </w:rPr>
-      </w:pPr>
+        <w:t>2024</w:t>
+      </w:r>
       <w:r>
         <w:rPr>
           <w:rFonts w:ascii="Times New Roman" w:hAnsi="Times New Roman" w:cs="Times New Roman"/>
@@ -4656,7 +4557,7 @@
           <w:sz w:val="22"/>
           <w:szCs w:val="22"/>
         </w:rPr>
-        <w:t>2024</w:t>
+        <w:tab/>
       </w:r>
       <w:r>
         <w:rPr>
@@ -4675,17 +4576,20 @@
           <w:szCs w:val="22"/>
         </w:rPr>
         <w:tab/>
-      </w:r>
-      <w:r>
+        <w:t>Computer Science Peer Mentor</w:t>
+      </w:r>
+    </w:p>
+    <w:p>
+      <w:pPr>
+        <w:spacing w:line="276" w:lineRule="auto"/>
+        <w:jc w:val="both"/>
         <w:rPr>
           <w:rFonts w:ascii="Times New Roman" w:hAnsi="Times New Roman" w:cs="Times New Roman"/>
           <w:color w:val="000000"/>
           <w:sz w:val="22"/>
           <w:szCs w:val="22"/>
         </w:rPr>
-        <w:tab/>
-        <w:t>Computer Science</w:t>
-      </w:r>
+      </w:pPr>
       <w:r>
         <w:rPr>
           <w:rFonts w:ascii="Times New Roman" w:hAnsi="Times New Roman" w:cs="Times New Roman"/>
@@ -4693,20 +4597,17 @@
           <w:sz w:val="22"/>
           <w:szCs w:val="22"/>
         </w:rPr>
-        <w:t xml:space="preserve"> Peer Mentor</w:t>
-      </w:r>
-    </w:p>
-    <w:p>
-      <w:pPr>
-        <w:spacing w:line="276" w:lineRule="auto"/>
-        <w:jc w:val="both"/>
+        <w:t>2023, 2024</w:t>
+      </w:r>
+      <w:r>
         <w:rPr>
           <w:rFonts w:ascii="Times New Roman" w:hAnsi="Times New Roman" w:cs="Times New Roman"/>
           <w:color w:val="000000"/>
           <w:sz w:val="22"/>
           <w:szCs w:val="22"/>
         </w:rPr>
-      </w:pPr>
+        <w:tab/>
+      </w:r>
       <w:r>
         <w:rPr>
           <w:rFonts w:ascii="Times New Roman" w:hAnsi="Times New Roman" w:cs="Times New Roman"/>
@@ -4714,17 +4615,21 @@
           <w:sz w:val="22"/>
           <w:szCs w:val="22"/>
         </w:rPr>
-        <w:t>2023, 2024</w:t>
-      </w:r>
-      <w:r>
+        <w:tab/>
+        <w:t>Volunteer, Computer Science PhD Open House</w:t>
+      </w:r>
+    </w:p>
+    <w:p>
+      <w:pPr>
+        <w:spacing w:line="276" w:lineRule="auto"/>
+        <w:jc w:val="both"/>
         <w:rPr>
           <w:rFonts w:ascii="Times New Roman" w:hAnsi="Times New Roman" w:cs="Times New Roman"/>
           <w:color w:val="000000"/>
           <w:sz w:val="22"/>
           <w:szCs w:val="22"/>
         </w:rPr>
-        <w:tab/>
-      </w:r>
+      </w:pPr>
       <w:r>
         <w:rPr>
           <w:rFonts w:ascii="Times New Roman" w:hAnsi="Times New Roman" w:cs="Times New Roman"/>
@@ -4732,21 +4637,17 @@
           <w:sz w:val="22"/>
           <w:szCs w:val="22"/>
         </w:rPr>
-        <w:tab/>
-        <w:t>Volunteer, Computer Science PhD Open House</w:t>
-      </w:r>
-    </w:p>
-    <w:p>
-      <w:pPr>
-        <w:spacing w:line="276" w:lineRule="auto"/>
-        <w:jc w:val="both"/>
+        <w:t>2023</w:t>
+      </w:r>
+      <w:r>
         <w:rPr>
           <w:rFonts w:ascii="Times New Roman" w:hAnsi="Times New Roman" w:cs="Times New Roman"/>
           <w:color w:val="000000"/>
           <w:sz w:val="22"/>
           <w:szCs w:val="22"/>
         </w:rPr>
-      </w:pPr>
+        <w:tab/>
+      </w:r>
       <w:r>
         <w:rPr>
           <w:rFonts w:ascii="Times New Roman" w:hAnsi="Times New Roman" w:cs="Times New Roman"/>
@@ -4754,6 +4655,56 @@
           <w:sz w:val="22"/>
           <w:szCs w:val="22"/>
         </w:rPr>
+        <w:tab/>
+      </w:r>
+      <w:r>
+        <w:rPr>
+          <w:rFonts w:ascii="Times New Roman" w:hAnsi="Times New Roman" w:cs="Times New Roman"/>
+          <w:color w:val="000000"/>
+          <w:sz w:val="22"/>
+          <w:szCs w:val="22"/>
+        </w:rPr>
+        <w:tab/>
+      </w:r>
+      <w:r>
+        <w:rPr>
+          <w:rFonts w:ascii="Times New Roman" w:hAnsi="Times New Roman" w:cs="Times New Roman"/>
+          <w:color w:val="000000"/>
+          <w:sz w:val="22"/>
+          <w:szCs w:val="22"/>
+        </w:rPr>
+        <w:t>Mentor for Prospective PhD Applicants</w:t>
+      </w:r>
+      <w:r>
+        <w:rPr>
+          <w:rFonts w:ascii="Times New Roman" w:hAnsi="Times New Roman" w:cs="Times New Roman"/>
+          <w:color w:val="000000"/>
+          <w:sz w:val="22"/>
+          <w:szCs w:val="22"/>
+        </w:rPr>
+        <w:tab/>
+        <w:t xml:space="preserve">           </w:t>
+      </w:r>
+    </w:p>
+    <w:p>
+      <w:pPr>
+        <w:spacing w:line="276" w:lineRule="auto"/>
+        <w:ind w:left="2160" w:hanging="2160"/>
+        <w:jc w:val="both"/>
+        <w:rPr>
+          <w:rFonts w:ascii="Times New Roman" w:hAnsi="Times New Roman" w:cs="Times New Roman"/>
+          <w:color w:val="000000"/>
+          <w:sz w:val="22"/>
+          <w:szCs w:val="22"/>
+        </w:rPr>
+      </w:pPr>
+      <w:r>
+        <w:rPr>
+          <w:rFonts w:ascii="Times New Roman" w:hAnsi="Times New Roman" w:cs="Times New Roman"/>
+          <w:color w:val="000000"/>
+          <w:sz w:val="22"/>
+          <w:szCs w:val="22"/>
+        </w:rPr>
         <w:t>2023</w:t>
       </w:r>
       <w:r>
@@ -4772,26 +4723,50 @@
           <w:sz w:val="22"/>
           <w:szCs w:val="22"/>
         </w:rPr>
-        <w:tab/>
-      </w:r>
-      <w:r>
+        <w:t>General Co-Chair, Student Symposium</w:t>
+      </w:r>
+    </w:p>
+    <w:p>
+      <w:pPr>
+        <w:spacing w:line="276" w:lineRule="auto"/>
+        <w:jc w:val="both"/>
         <w:rPr>
           <w:rFonts w:ascii="Times New Roman" w:hAnsi="Times New Roman" w:cs="Times New Roman"/>
           <w:color w:val="000000"/>
           <w:sz w:val="22"/>
           <w:szCs w:val="22"/>
         </w:rPr>
-        <w:tab/>
-      </w:r>
-      <w:r>
+      </w:pPr>
+    </w:p>
+    <w:p>
+      <w:pPr>
+        <w:spacing w:line="276" w:lineRule="auto"/>
+        <w:jc w:val="both"/>
+        <w:rPr>
+          <w:rFonts w:ascii="Times New Roman" w:hAnsi="Times New Roman" w:cs="Times New Roman"/>
+          <w:color w:val="7F7F7F" w:themeColor="text1" w:themeTint="80"/>
+        </w:rPr>
+      </w:pPr>
+      <w:r>
+        <w:rPr>
+          <w:rFonts w:ascii="Times New Roman" w:hAnsi="Times New Roman" w:cs="Times New Roman"/>
+          <w:color w:val="7F7F7F" w:themeColor="text1" w:themeTint="80"/>
+        </w:rPr>
+        <w:t>Ahsanullah University of Science and Technology</w:t>
+      </w:r>
+    </w:p>
+    <w:p>
+      <w:pPr>
+        <w:spacing w:line="276" w:lineRule="auto"/>
+        <w:ind w:left="2160" w:hanging="2160"/>
+        <w:jc w:val="both"/>
         <w:rPr>
           <w:rFonts w:ascii="Times New Roman" w:hAnsi="Times New Roman" w:cs="Times New Roman"/>
           <w:color w:val="000000"/>
           <w:sz w:val="22"/>
           <w:szCs w:val="22"/>
         </w:rPr>
-        <w:t>Mentor for Prospective PhD</w:t>
-      </w:r>
+      </w:pPr>
       <w:r>
         <w:rPr>
           <w:rFonts w:ascii="Times New Roman" w:hAnsi="Times New Roman" w:cs="Times New Roman"/>
@@ -4799,7 +4774,7 @@
           <w:sz w:val="22"/>
           <w:szCs w:val="22"/>
         </w:rPr>
-        <w:t xml:space="preserve"> Applicants</w:t>
+        <w:t>2020</w:t>
       </w:r>
       <w:r>
         <w:rPr>
@@ -4809,7 +4784,34 @@
           <w:szCs w:val="22"/>
         </w:rPr>
         <w:tab/>
-        <w:t xml:space="preserve">           </w:t>
+        <w:t>Committee Member</w:t>
+      </w:r>
+      <w:r>
+        <w:rPr>
+          <w:rFonts w:ascii="Times New Roman" w:hAnsi="Times New Roman" w:cs="Times New Roman"/>
+          <w:color w:val="000000"/>
+          <w:sz w:val="22"/>
+          <w:szCs w:val="22"/>
+        </w:rPr>
+        <w:t xml:space="preserve">, International Conference on Computer </w:t>
+      </w:r>
+      <w:r>
+        <w:rPr>
+          <w:rFonts w:ascii="Times New Roman" w:hAnsi="Times New Roman" w:cs="Times New Roman"/>
+          <w:color w:val="000000"/>
+          <w:sz w:val="22"/>
+          <w:szCs w:val="22"/>
+        </w:rPr>
+        <w:t>&amp;</w:t>
+      </w:r>
+      <w:r>
+        <w:rPr>
+          <w:rFonts w:ascii="Times New Roman" w:hAnsi="Times New Roman" w:cs="Times New Roman"/>
+          <w:color w:val="000000"/>
+          <w:sz w:val="22"/>
+          <w:szCs w:val="22"/>
+        </w:rPr>
+        <w:t xml:space="preserve"> Information Technology (ICCIT)</w:t>
       </w:r>
     </w:p>
     <w:p>
@@ -4824,16 +4826,36 @@
           <w:szCs w:val="22"/>
         </w:rPr>
       </w:pPr>
-      <w:r>
+    </w:p>
+    <w:p>
+      <w:pPr>
+        <w:spacing w:line="276" w:lineRule="auto"/>
+        <w:jc w:val="both"/>
+        <w:rPr>
+          <w:rFonts w:ascii="Times New Roman" w:hAnsi="Times New Roman" w:cs="Times New Roman"/>
+          <w:color w:val="7F7F7F" w:themeColor="text1" w:themeTint="80"/>
+        </w:rPr>
+      </w:pPr>
+      <w:r>
+        <w:rPr>
+          <w:rFonts w:ascii="Times New Roman" w:hAnsi="Times New Roman" w:cs="Times New Roman"/>
+          <w:color w:val="7F7F7F" w:themeColor="text1" w:themeTint="80"/>
+        </w:rPr>
+        <w:t>Islamic University of Technology</w:t>
+      </w:r>
+    </w:p>
+    <w:p>
+      <w:pPr>
+        <w:spacing w:line="276" w:lineRule="auto"/>
+        <w:ind w:left="2160" w:hanging="2160"/>
+        <w:jc w:val="both"/>
         <w:rPr>
           <w:rFonts w:ascii="Times New Roman" w:hAnsi="Times New Roman" w:cs="Times New Roman"/>
           <w:color w:val="000000"/>
           <w:sz w:val="22"/>
           <w:szCs w:val="22"/>
         </w:rPr>
-        <w:lastRenderedPageBreak/>
-        <w:t>2023</w:t>
-      </w:r>
+      </w:pPr>
       <w:r>
         <w:rPr>
           <w:rFonts w:ascii="Times New Roman" w:hAnsi="Times New Roman" w:cs="Times New Roman"/>
@@ -4841,7 +4863,7 @@
           <w:sz w:val="22"/>
           <w:szCs w:val="22"/>
         </w:rPr>
-        <w:tab/>
+        <w:t>20</w:t>
       </w:r>
       <w:r>
         <w:rPr>
@@ -4850,7 +4872,7 @@
           <w:sz w:val="22"/>
           <w:szCs w:val="22"/>
         </w:rPr>
-        <w:t>General Co-Chair</w:t>
+        <w:t>11</w:t>
       </w:r>
       <w:r>
         <w:rPr>
@@ -4859,7 +4881,7 @@
           <w:sz w:val="22"/>
           <w:szCs w:val="22"/>
         </w:rPr>
-        <w:t xml:space="preserve">, </w:t>
+        <w:tab/>
       </w:r>
       <w:r>
         <w:rPr>
@@ -4868,218 +4890,7 @@
           <w:sz w:val="22"/>
           <w:szCs w:val="22"/>
         </w:rPr>
-        <w:t>Student Symposiu</w:t>
-      </w:r>
-      <w:r>
-        <w:rPr>
-          <w:rFonts w:ascii="Times New Roman" w:hAnsi="Times New Roman" w:cs="Times New Roman"/>
-          <w:color w:val="000000"/>
-          <w:sz w:val="22"/>
-          <w:szCs w:val="22"/>
-        </w:rPr>
-        <w:t>m</w:t>
-      </w:r>
-    </w:p>
-    <w:p>
-      <w:pPr>
-        <w:spacing w:line="276" w:lineRule="auto"/>
-        <w:jc w:val="both"/>
-        <w:rPr>
-          <w:rFonts w:ascii="Times New Roman" w:hAnsi="Times New Roman" w:cs="Times New Roman"/>
-          <w:color w:val="000000"/>
-          <w:sz w:val="22"/>
-          <w:szCs w:val="22"/>
-        </w:rPr>
-      </w:pPr>
-    </w:p>
-    <w:p>
-      <w:pPr>
-        <w:spacing w:line="276" w:lineRule="auto"/>
-        <w:jc w:val="both"/>
-        <w:rPr>
-          <w:rFonts w:ascii="Times New Roman" w:hAnsi="Times New Roman" w:cs="Times New Roman"/>
-          <w:color w:val="7F7F7F" w:themeColor="text1" w:themeTint="80"/>
-        </w:rPr>
-      </w:pPr>
-      <w:r>
-        <w:rPr>
-          <w:rFonts w:ascii="Times New Roman" w:hAnsi="Times New Roman" w:cs="Times New Roman"/>
-          <w:color w:val="7F7F7F" w:themeColor="text1" w:themeTint="80"/>
-        </w:rPr>
-        <w:t>Ahsanullah University of Science and Technology</w:t>
-      </w:r>
-    </w:p>
-    <w:p>
-      <w:pPr>
-        <w:spacing w:line="276" w:lineRule="auto"/>
-        <w:ind w:left="2160" w:hanging="2160"/>
-        <w:jc w:val="both"/>
-        <w:rPr>
-          <w:rFonts w:ascii="Times New Roman" w:hAnsi="Times New Roman" w:cs="Times New Roman"/>
-          <w:color w:val="000000"/>
-          <w:sz w:val="22"/>
-          <w:szCs w:val="22"/>
-        </w:rPr>
-      </w:pPr>
-      <w:r>
-        <w:rPr>
-          <w:rFonts w:ascii="Times New Roman" w:hAnsi="Times New Roman" w:cs="Times New Roman"/>
-          <w:color w:val="000000"/>
-          <w:sz w:val="22"/>
-          <w:szCs w:val="22"/>
-        </w:rPr>
-        <w:t>2020</w:t>
-      </w:r>
-      <w:r>
-        <w:rPr>
-          <w:rFonts w:ascii="Times New Roman" w:hAnsi="Times New Roman" w:cs="Times New Roman"/>
-          <w:color w:val="000000"/>
-          <w:sz w:val="22"/>
-          <w:szCs w:val="22"/>
-        </w:rPr>
-        <w:tab/>
-      </w:r>
-      <w:r>
-        <w:rPr>
-          <w:rFonts w:ascii="Times New Roman" w:hAnsi="Times New Roman" w:cs="Times New Roman"/>
-          <w:color w:val="000000"/>
-          <w:sz w:val="22"/>
-          <w:szCs w:val="22"/>
-        </w:rPr>
-        <w:t>Committee Member</w:t>
-      </w:r>
-      <w:r>
-        <w:rPr>
-          <w:rFonts w:ascii="Times New Roman" w:hAnsi="Times New Roman" w:cs="Times New Roman"/>
-          <w:color w:val="000000"/>
-          <w:sz w:val="22"/>
-          <w:szCs w:val="22"/>
-        </w:rPr>
-        <w:t xml:space="preserve">, </w:t>
-      </w:r>
-      <w:r>
-        <w:rPr>
-          <w:rFonts w:ascii="Times New Roman" w:hAnsi="Times New Roman" w:cs="Times New Roman"/>
-          <w:color w:val="000000"/>
-          <w:sz w:val="22"/>
-          <w:szCs w:val="22"/>
-        </w:rPr>
-        <w:t xml:space="preserve">International Conference on Computer </w:t>
-      </w:r>
-      <w:r>
-        <w:rPr>
-          <w:rFonts w:ascii="Times New Roman" w:hAnsi="Times New Roman" w:cs="Times New Roman"/>
-          <w:color w:val="000000"/>
-          <w:sz w:val="22"/>
-          <w:szCs w:val="22"/>
-        </w:rPr>
-        <w:t>&amp;</w:t>
-      </w:r>
-      <w:r>
-        <w:rPr>
-          <w:rFonts w:ascii="Times New Roman" w:hAnsi="Times New Roman" w:cs="Times New Roman"/>
-          <w:color w:val="000000"/>
-          <w:sz w:val="22"/>
-          <w:szCs w:val="22"/>
-        </w:rPr>
-        <w:t xml:space="preserve"> Information Technology (ICCIT)</w:t>
-      </w:r>
-    </w:p>
-    <w:p>
-      <w:pPr>
-        <w:spacing w:line="276" w:lineRule="auto"/>
-        <w:ind w:left="2160" w:hanging="2160"/>
-        <w:jc w:val="both"/>
-        <w:rPr>
-          <w:rFonts w:ascii="Times New Roman" w:hAnsi="Times New Roman" w:cs="Times New Roman"/>
-          <w:color w:val="000000"/>
-          <w:sz w:val="22"/>
-          <w:szCs w:val="22"/>
-        </w:rPr>
-      </w:pPr>
-    </w:p>
-    <w:p>
-      <w:pPr>
-        <w:spacing w:line="276" w:lineRule="auto"/>
-        <w:jc w:val="both"/>
-        <w:rPr>
-          <w:rFonts w:ascii="Times New Roman" w:hAnsi="Times New Roman" w:cs="Times New Roman"/>
-          <w:color w:val="7F7F7F" w:themeColor="text1" w:themeTint="80"/>
-        </w:rPr>
-      </w:pPr>
-      <w:r>
-        <w:rPr>
-          <w:rFonts w:ascii="Times New Roman" w:hAnsi="Times New Roman" w:cs="Times New Roman"/>
-          <w:color w:val="7F7F7F" w:themeColor="text1" w:themeTint="80"/>
-        </w:rPr>
-        <w:t>Islamic University of Technology</w:t>
-      </w:r>
-    </w:p>
-    <w:p>
-      <w:pPr>
-        <w:spacing w:line="276" w:lineRule="auto"/>
-        <w:ind w:left="2160" w:hanging="2160"/>
-        <w:jc w:val="both"/>
-        <w:rPr>
-          <w:rFonts w:ascii="Times New Roman" w:hAnsi="Times New Roman" w:cs="Times New Roman"/>
-          <w:color w:val="000000"/>
-          <w:sz w:val="22"/>
-          <w:szCs w:val="22"/>
-        </w:rPr>
-      </w:pPr>
-      <w:r>
-        <w:rPr>
-          <w:rFonts w:ascii="Times New Roman" w:hAnsi="Times New Roman" w:cs="Times New Roman"/>
-          <w:color w:val="000000"/>
-          <w:sz w:val="22"/>
-          <w:szCs w:val="22"/>
-        </w:rPr>
-        <w:t>20</w:t>
-      </w:r>
-      <w:r>
-        <w:rPr>
-          <w:rFonts w:ascii="Times New Roman" w:hAnsi="Times New Roman" w:cs="Times New Roman"/>
-          <w:color w:val="000000"/>
-          <w:sz w:val="22"/>
-          <w:szCs w:val="22"/>
-        </w:rPr>
-        <w:t>11</w:t>
-      </w:r>
-      <w:r>
-        <w:rPr>
-          <w:rFonts w:ascii="Times New Roman" w:hAnsi="Times New Roman" w:cs="Times New Roman"/>
-          <w:color w:val="000000"/>
-          <w:sz w:val="22"/>
-          <w:szCs w:val="22"/>
-        </w:rPr>
-        <w:tab/>
-      </w:r>
-      <w:r>
-        <w:rPr>
-          <w:rFonts w:ascii="Times New Roman" w:hAnsi="Times New Roman" w:cs="Times New Roman"/>
-          <w:color w:val="000000"/>
-          <w:sz w:val="22"/>
-          <w:szCs w:val="22"/>
-        </w:rPr>
-        <w:t>Vice President</w:t>
-      </w:r>
-      <w:r>
-        <w:rPr>
-          <w:rFonts w:ascii="Times New Roman" w:hAnsi="Times New Roman" w:cs="Times New Roman"/>
-          <w:color w:val="000000"/>
-          <w:sz w:val="22"/>
-          <w:szCs w:val="22"/>
-        </w:rPr>
-        <w:t xml:space="preserve">, </w:t>
-      </w:r>
-      <w:r>
-        <w:rPr>
-          <w:rFonts w:ascii="Times New Roman" w:hAnsi="Times New Roman" w:cs="Times New Roman"/>
-          <w:color w:val="000000"/>
-          <w:sz w:val="22"/>
-          <w:szCs w:val="22"/>
-        </w:rPr>
-        <w:t>Computer Society (IUTCS)</w:t>
+        <w:t>Vice President, Computer Society (IUTCS)</w:t>
       </w:r>
     </w:p>
     <w:p>
@@ -5461,23 +5272,7 @@
           <w:sz w:val="22"/>
           <w:szCs w:val="22"/>
         </w:rPr>
-        <w:t>Associate Professor</w:t>
-      </w:r>
-      <w:r>
-        <w:rPr>
-          <w:rFonts w:ascii="Times New Roman" w:hAnsi="Times New Roman" w:cs="Times New Roman"/>
-          <w:sz w:val="22"/>
-          <w:szCs w:val="22"/>
-        </w:rPr>
-        <w:t xml:space="preserve">, </w:t>
-      </w:r>
-      <w:r>
-        <w:rPr>
-          <w:rFonts w:ascii="Times New Roman" w:hAnsi="Times New Roman" w:cs="Times New Roman"/>
-          <w:sz w:val="22"/>
-          <w:szCs w:val="22"/>
-        </w:rPr>
-        <w:t>Department of Computer Science</w:t>
+        <w:t>Associate Professor, Department of Computer Science</w:t>
       </w:r>
     </w:p>
     <w:p>
